--- a/extrakty/doc/TC278WG5/extract_16410-2_(2014).docx
+++ b/extrakty/doc/TC278WG5/extract_16410-2_(2014).docx
@@ -361,9 +361,6 @@
         </w:rPr>
         <w:t xml:space="preserve">posouzení </w:t>
       </w:r>
-      <w:commentRangeStart w:id="0"/>
-      <w:commentRangeStart w:id="1"/>
-      <w:commentRangeStart w:id="2"/>
       <w:r>
         <w:rPr>
           <w:rFonts w:ascii="Arial" w:cs="Arial" w:eastAsia="Arial" w:hAnsi="Arial"/>
@@ -374,18 +371,6 @@
           <w:rtl w:val="0"/>
         </w:rPr>
         <w:t xml:space="preserve">shody </w:t>
-      </w:r>
-      <w:commentRangeEnd w:id="0"/>
-      <w:r>
-        <w:commentReference w:id="0"/>
-      </w:r>
-      <w:commentRangeEnd w:id="1"/>
-      <w:r>
-        <w:commentReference w:id="1"/>
-      </w:r>
-      <w:commentRangeEnd w:id="2"/>
-      <w:r>
-        <w:commentReference w:id="2"/>
       </w:r>
       <w:r>
         <w:rPr>
@@ -480,7 +465,7 @@
         <w:rPr>
           <w:rtl w:val="0"/>
         </w:rPr>
-        <w:t xml:space="preserve">aplikačního rozhraní pro autonimní mýtné systémy,</w:t>
+        <w:t xml:space="preserve">aplikačního rozhraní pro autonomní mýtné systémy,</w:t>
       </w:r>
       <w:r>
         <w:rPr>
@@ -1542,7 +1527,7 @@
           <w:vertAlign w:val="baseline"/>
           <w:rtl w:val="0"/>
         </w:rPr>
-        <w:t xml:space="preserve">DSRCModule: obsahuje popis pro DSRC komunikaci .</w:t>
+        <w:t xml:space="preserve">DSRCModule: obsahuje popis pro DSRC komunikaci.</w:t>
       </w:r>
       <w:r>
         <w:rPr>
@@ -3488,137 +3473,6 @@
 </w:document>
 </file>
 
-<file path=word/comments.xml><?xml version="1.0" encoding="utf-8"?>
-<w:comments xmlns:mc="http://schemas.openxmlformats.org/markup-compatibility/2006" xmlns:o="urn:schemas-microsoft-com:office:office" xmlns:r="http://schemas.openxmlformats.org/officeDocument/2006/relationships" xmlns:m="http://schemas.openxmlformats.org/officeDocument/2006/math" xmlns:v="urn:schemas-microsoft-com:vml" xmlns:wp="http://schemas.openxmlformats.org/drawingml/2006/wordprocessingDrawing" xmlns:w10="urn:schemas-microsoft-com:office:word" xmlns:w="http://schemas.openxmlformats.org/wordprocessingml/2006/main" xmlns:wne="http://schemas.microsoft.com/office/word/2006/wordml" xmlns:sl="http://schemas.openxmlformats.org/schemaLibrary/2006/main" xmlns:a="http://schemas.openxmlformats.org/drawingml/2006/main" xmlns:pic="http://schemas.openxmlformats.org/drawingml/2006/picture" xmlns:c="http://schemas.openxmlformats.org/drawingml/2006/chart" xmlns:lc="http://schemas.openxmlformats.org/drawingml/2006/lockedCanvas" xmlns:dgm="http://schemas.openxmlformats.org/drawingml/2006/diagram" xmlns:wps="http://schemas.microsoft.com/office/word/2010/wordprocessingShape" xmlns:wpg="http://schemas.microsoft.com/office/word/2010/wordprocessingGroup">
-  <w:comment w:author="lenkasvor" w:id="0" w:date="2014-11-27T02:01:04Z">
-    <w:p>
-      <w:pPr>
-        <w:keepNext w:val="0"/>
-        <w:keepLines w:val="0"/>
-        <w:widowControl w:val="0"/>
-        <w:pBdr/>
-        <w:spacing w:after="0" w:before="0" w:line="240" w:lineRule="auto"/>
-        <w:ind w:left="0" w:right="0" w:firstLine="0"/>
-        <w:contextualSpacing w:val="0"/>
-        <w:jc w:val="left"/>
-        <w:rPr>
-          <w:rFonts w:ascii="Arial" w:cs="Arial" w:eastAsia="Arial" w:hAnsi="Arial"/>
-          <w:b w:val="0"/>
-          <w:i w:val="0"/>
-          <w:smallCaps w:val="0"/>
-          <w:strike w:val="0"/>
-          <w:color w:val="000000"/>
-          <w:sz w:val="22"/>
-          <w:szCs w:val="22"/>
-          <w:u w:val="none"/>
-          <w:vertAlign w:val="baseline"/>
-        </w:rPr>
-      </w:pPr>
-      <w:r>
-        <w:rPr>
-          <w:rFonts w:ascii="Arial" w:cs="Arial" w:eastAsia="Arial" w:hAnsi="Arial"/>
-          <w:b w:val="0"/>
-          <w:i w:val="0"/>
-          <w:smallCaps w:val="0"/>
-          <w:strike w:val="0"/>
-          <w:color w:val="000000"/>
-          <w:sz w:val="22"/>
-          <w:szCs w:val="22"/>
-          <w:u w:val="none"/>
-          <w:vertAlign w:val="baseline"/>
-          <w:rtl w:val="0"/>
-        </w:rPr>
-        <w:t xml:space="preserve">je rozdíl mezi "zkoušení shody" a "hodnocení shody" a testy/zkoušky shody? viz 16403-2</w:t>
-      </w:r>
-    </w:p>
-  </w:comment>
-  <w:comment w:author="Jaroslav Altmann" w:id="1" w:date="2014-11-25T06:41:10Z">
-    <w:p>
-      <w:pPr>
-        <w:keepNext w:val="0"/>
-        <w:keepLines w:val="0"/>
-        <w:widowControl w:val="0"/>
-        <w:pBdr/>
-        <w:spacing w:after="0" w:before="0" w:line="240" w:lineRule="auto"/>
-        <w:ind w:left="0" w:right="0" w:firstLine="0"/>
-        <w:contextualSpacing w:val="0"/>
-        <w:jc w:val="left"/>
-        <w:rPr>
-          <w:rFonts w:ascii="Arial" w:cs="Arial" w:eastAsia="Arial" w:hAnsi="Arial"/>
-          <w:b w:val="0"/>
-          <w:i w:val="0"/>
-          <w:smallCaps w:val="0"/>
-          <w:strike w:val="0"/>
-          <w:color w:val="000000"/>
-          <w:sz w:val="22"/>
-          <w:szCs w:val="22"/>
-          <w:u w:val="none"/>
-          <w:vertAlign w:val="baseline"/>
-        </w:rPr>
-      </w:pPr>
-      <w:r>
-        <w:rPr>
-          <w:rFonts w:ascii="Arial" w:cs="Arial" w:eastAsia="Arial" w:hAnsi="Arial"/>
-          <w:b w:val="0"/>
-          <w:i w:val="0"/>
-          <w:smallCaps w:val="0"/>
-          <w:strike w:val="0"/>
-          <w:color w:val="000000"/>
-          <w:sz w:val="22"/>
-          <w:szCs w:val="22"/>
-          <w:u w:val="none"/>
-          <w:vertAlign w:val="baseline"/>
-          <w:rtl w:val="0"/>
-        </w:rPr>
-        <w:t xml:space="preserve">Já bych řekl, že ne.</w:t>
-      </w:r>
-    </w:p>
-  </w:comment>
-  <w:comment w:author="Petr Bureš" w:id="2" w:date="2014-11-27T02:01:04Z">
-    <w:p>
-      <w:pPr>
-        <w:keepNext w:val="0"/>
-        <w:keepLines w:val="0"/>
-        <w:widowControl w:val="0"/>
-        <w:pBdr/>
-        <w:spacing w:after="0" w:before="0" w:line="240" w:lineRule="auto"/>
-        <w:ind w:left="0" w:right="0" w:firstLine="0"/>
-        <w:contextualSpacing w:val="0"/>
-        <w:jc w:val="left"/>
-        <w:rPr>
-          <w:rFonts w:ascii="Arial" w:cs="Arial" w:eastAsia="Arial" w:hAnsi="Arial"/>
-          <w:b w:val="0"/>
-          <w:i w:val="0"/>
-          <w:smallCaps w:val="0"/>
-          <w:strike w:val="0"/>
-          <w:color w:val="000000"/>
-          <w:sz w:val="22"/>
-          <w:szCs w:val="22"/>
-          <w:u w:val="none"/>
-          <w:vertAlign w:val="baseline"/>
-        </w:rPr>
-      </w:pPr>
-      <w:r>
-        <w:rPr>
-          <w:rFonts w:ascii="Arial" w:cs="Arial" w:eastAsia="Arial" w:hAnsi="Arial"/>
-          <w:b w:val="0"/>
-          <w:i w:val="0"/>
-          <w:smallCaps w:val="0"/>
-          <w:strike w:val="0"/>
-          <w:color w:val="000000"/>
-          <w:sz w:val="22"/>
-          <w:szCs w:val="22"/>
-          <w:u w:val="none"/>
-          <w:vertAlign w:val="baseline"/>
-          <w:rtl w:val="0"/>
-        </w:rPr>
-        <w:t xml:space="preserve">posouzení?</w:t>
-      </w:r>
-    </w:p>
-  </w:comment>
-</w:comments>
-</file>
-
 <file path=word/footer1.xml><?xml version="1.0" encoding="utf-8"?>
 <w:ftr xmlns:mc="http://schemas.openxmlformats.org/markup-compatibility/2006" xmlns:o="urn:schemas-microsoft-com:office:office" xmlns:r="http://schemas.openxmlformats.org/officeDocument/2006/relationships" xmlns:m="http://schemas.openxmlformats.org/officeDocument/2006/math" xmlns:v="urn:schemas-microsoft-com:vml" xmlns:wp="http://schemas.openxmlformats.org/drawingml/2006/wordprocessingDrawing" xmlns:w10="urn:schemas-microsoft-com:office:word" xmlns:w="http://schemas.openxmlformats.org/wordprocessingml/2006/main" xmlns:wne="http://schemas.microsoft.com/office/word/2006/wordml" xmlns:sl="http://schemas.openxmlformats.org/schemaLibrary/2006/main" xmlns:a="http://schemas.openxmlformats.org/drawingml/2006/main" xmlns:pic="http://schemas.openxmlformats.org/drawingml/2006/picture" xmlns:c="http://schemas.openxmlformats.org/drawingml/2006/chart" xmlns:lc="http://schemas.openxmlformats.org/drawingml/2006/lockedCanvas" xmlns:dgm="http://schemas.openxmlformats.org/drawingml/2006/diagram" xmlns:wps="http://schemas.microsoft.com/office/word/2010/wordprocessingShape" xmlns:wpg="http://schemas.microsoft.com/office/word/2010/wordprocessingGroup">
   <w:p>

--- a/extrakty/doc/TC278WG5/extract_16410-2_(2014).docx
+++ b/extrakty/doc/TC278WG5/extract_16410-2_(2014).docx
@@ -289,9 +289,13 @@
       </w:pPr>
       <w:r>
         <w:rPr>
-          <w:rtl w:val="0"/>
-        </w:rPr>
-        <w:t xml:space="preserve">Poznámka: Extrakt přejímá původní číslování kapitol</w:t>
+          <w:rFonts w:ascii="Arial" w:cs="Arial" w:eastAsia="Arial" w:hAnsi="Arial"/>
+          <w:sz w:val="20"/>
+          <w:szCs w:val="20"/>
+          <w:vertAlign w:val="baseline"/>
+          <w:rtl w:val="0"/>
+        </w:rPr>
+        <w:t xml:space="preserve">Poznámka: Extrakt uvádí vybrané kapitoly popisovaného dokumentu a přejímá původní číslování kapitol.</w:t>
       </w:r>
     </w:p>
     <w:p>
@@ -422,8 +426,90 @@
           <w:vertAlign w:val="baseline"/>
           <w:rtl w:val="0"/>
         </w:rPr>
-        <w:t xml:space="preserve">Souvisící</w:t>
-      </w:r>
+        <w:t xml:space="preserve">1 Předmět normy</w:t>
+      </w:r>
+      <w:r>
+        <w:rPr>
+          <w:rtl w:val="0"/>
+        </w:rPr>
+      </w:r>
+    </w:p>
+    <w:p>
+      <w:pPr>
+        <w:widowControl w:val="1"/>
+        <w:pBdr/>
+        <w:spacing w:after="120" w:before="0" w:line="240" w:lineRule="auto"/>
+        <w:contextualSpacing w:val="0"/>
+        <w:jc w:val="both"/>
+        <w:rPr/>
+      </w:pPr>
+      <w:r>
+        <w:rPr>
+          <w:rFonts w:ascii="Arial" w:cs="Arial" w:eastAsia="Arial" w:hAnsi="Arial"/>
+          <w:b w:val="0"/>
+          <w:sz w:val="20"/>
+          <w:szCs w:val="20"/>
+          <w:vertAlign w:val="baseline"/>
+          <w:rtl w:val="0"/>
+        </w:rPr>
+        <w:t xml:space="preserve">Tato norma definuje abstraktní sestavu zkoušek (ATS) pro posouzení shody koncového zařízení a centrálního zařízení s požadavky ISO/TS 17575-3. </w:t>
+      </w:r>
+      <w:r>
+        <w:rPr>
+          <w:rtl w:val="0"/>
+        </w:rPr>
+      </w:r>
+    </w:p>
+    <w:p>
+      <w:pPr>
+        <w:widowControl w:val="1"/>
+        <w:pBdr/>
+        <w:spacing w:after="120" w:before="0" w:line="240" w:lineRule="auto"/>
+        <w:contextualSpacing w:val="0"/>
+        <w:jc w:val="both"/>
+        <w:rPr/>
+      </w:pPr>
+      <w:r>
+        <w:rPr>
+          <w:rFonts w:ascii="Arial" w:cs="Arial" w:eastAsia="Arial" w:hAnsi="Arial"/>
+          <w:b w:val="0"/>
+          <w:sz w:val="20"/>
+          <w:szCs w:val="20"/>
+          <w:vertAlign w:val="baseline"/>
+          <w:rtl w:val="0"/>
+        </w:rPr>
+        <w:t xml:space="preserve">Cílem je poskytnout základ pro zkoušení shody koncových a centrálních zařízení v systému elektronického výběru poplatků, který se zakládá na autonomním palubním zařízení (OBE); tento základ umožní interoperabilitu mezi různými zařízeními od různých výrobců.</w:t>
+      </w:r>
+      <w:r>
+        <w:rPr>
+          <w:rtl w:val="0"/>
+        </w:rPr>
+      </w:r>
+    </w:p>
+    <w:p>
+      <w:pPr>
+        <w:widowControl w:val="1"/>
+        <w:pBdr/>
+        <w:spacing w:after="120" w:before="0" w:line="240" w:lineRule="auto"/>
+        <w:contextualSpacing w:val="0"/>
+        <w:jc w:val="both"/>
+        <w:rPr/>
+      </w:pPr>
+      <w:r>
+        <w:rPr>
+          <w:rtl w:val="0"/>
+        </w:rPr>
+      </w:r>
+    </w:p>
+    <w:p>
+      <w:pPr>
+        <w:widowControl w:val="1"/>
+        <w:pBdr/>
+        <w:spacing w:after="120" w:before="0" w:line="240" w:lineRule="auto"/>
+        <w:contextualSpacing w:val="0"/>
+        <w:jc w:val="both"/>
+        <w:rPr/>
+      </w:pPr>
       <w:r>
         <w:rPr>
           <w:rFonts w:ascii="Arial" w:cs="Arial" w:eastAsia="Arial" w:hAnsi="Arial"/>
@@ -433,121 +519,8 @@
           <w:vertAlign w:val="baseline"/>
           <w:rtl w:val="0"/>
         </w:rPr>
-        <w:t xml:space="preserve"> normy (výběr)</w:t>
-      </w:r>
-      <w:r>
-        <w:rPr>
-          <w:rtl w:val="0"/>
-        </w:rPr>
-      </w:r>
-    </w:p>
-    <w:p>
-      <w:pPr>
-        <w:widowControl w:val="1"/>
-        <w:pBdr/>
-        <w:spacing w:after="120" w:before="0" w:line="240" w:lineRule="auto"/>
-        <w:contextualSpacing w:val="0"/>
-        <w:jc w:val="both"/>
-        <w:rPr/>
-      </w:pPr>
-      <w:r>
-        <w:rPr>
-          <w:rFonts w:ascii="Arial" w:cs="Arial" w:eastAsia="Arial" w:hAnsi="Arial"/>
-          <w:b w:val="0"/>
-          <w:sz w:val="20"/>
-          <w:szCs w:val="20"/>
-          <w:vertAlign w:val="baseline"/>
-          <w:rtl w:val="0"/>
-        </w:rPr>
-        <w:t xml:space="preserve">Tato technická specifikace souvisí s následujícími normativními dokumenty: ISO/TS 17575-3 Definice </w:t>
-      </w:r>
-      <w:r>
-        <w:rPr>
-          <w:rtl w:val="0"/>
-        </w:rPr>
-        <w:t xml:space="preserve">aplikačního rozhraní pro autonomní mýtné systémy,</w:t>
-      </w:r>
-      <w:r>
-        <w:rPr>
-          <w:rFonts w:ascii="Arial" w:cs="Arial" w:eastAsia="Arial" w:hAnsi="Arial"/>
-          <w:b w:val="0"/>
-          <w:sz w:val="20"/>
-          <w:szCs w:val="20"/>
-          <w:vertAlign w:val="baseline"/>
-          <w:rtl w:val="0"/>
-        </w:rPr>
-        <w:t xml:space="preserve"> část 3: Kon</w:t>
-      </w:r>
-      <w:r>
-        <w:rPr>
-          <w:rtl w:val="0"/>
-        </w:rPr>
-        <w:t xml:space="preserve">textová data, </w:t>
-      </w:r>
-      <w:r>
-        <w:rPr>
-          <w:rFonts w:ascii="Arial" w:cs="Arial" w:eastAsia="Arial" w:hAnsi="Arial"/>
-          <w:b w:val="0"/>
-          <w:sz w:val="20"/>
-          <w:szCs w:val="20"/>
-          <w:vertAlign w:val="baseline"/>
-          <w:rtl w:val="0"/>
-        </w:rPr>
-        <w:t xml:space="preserve"> ISO/IEC </w:t>
-      </w:r>
-      <w:r>
-        <w:rPr>
-          <w:rFonts w:ascii="Arial" w:cs="Arial" w:eastAsia="Arial" w:hAnsi="Arial"/>
-          <w:b w:val="0"/>
-          <w:sz w:val="20"/>
-          <w:szCs w:val="20"/>
-          <w:vertAlign w:val="baseline"/>
-          <w:rtl w:val="0"/>
-        </w:rPr>
-        <w:t xml:space="preserve">9646</w:t>
-      </w:r>
-      <w:r>
-        <w:rPr>
-          <w:rFonts w:ascii="Arial" w:cs="Arial" w:eastAsia="Arial" w:hAnsi="Arial"/>
-          <w:b w:val="0"/>
-          <w:sz w:val="20"/>
-          <w:szCs w:val="20"/>
-          <w:vertAlign w:val="baseline"/>
-          <w:rtl w:val="0"/>
-        </w:rPr>
-        <w:t xml:space="preserve"> Propojení otev</w:t>
-      </w:r>
-      <w:r>
-        <w:rPr>
-          <w:rtl w:val="0"/>
-        </w:rPr>
-        <w:t xml:space="preserve">řených systémů (OSI), Metodologie posuzování shody.</w:t>
-      </w:r>
-    </w:p>
-    <w:p>
-      <w:pPr>
-        <w:widowControl w:val="1"/>
-        <w:pBdr/>
-        <w:spacing w:after="120" w:before="0" w:line="240" w:lineRule="auto"/>
-        <w:contextualSpacing w:val="0"/>
-        <w:jc w:val="both"/>
-        <w:rPr/>
-      </w:pPr>
-      <w:r>
-        <w:rPr>
-          <w:rtl w:val="0"/>
-        </w:rPr>
-      </w:r>
-    </w:p>
-    <w:p>
-      <w:pPr>
-        <w:widowControl w:val="1"/>
-        <w:pBdr/>
-        <w:spacing w:after="120" w:before="0" w:line="240" w:lineRule="auto"/>
-        <w:contextualSpacing w:val="0"/>
-        <w:jc w:val="both"/>
-        <w:rPr/>
-      </w:pPr>
+        <w:t xml:space="preserve">2 Souvisící normy</w:t>
+      </w:r>
       <w:r>
         <w:rPr>
           <w:rFonts w:ascii="Arial" w:cs="Arial" w:eastAsia="Arial" w:hAnsi="Arial"/>
@@ -557,64 +530,95 @@
           <w:vertAlign w:val="baseline"/>
           <w:rtl w:val="0"/>
         </w:rPr>
-        <w:t xml:space="preserve">1  Předmět normy</w:t>
-      </w:r>
-      <w:r>
-        <w:rPr>
-          <w:rtl w:val="0"/>
-        </w:rPr>
-      </w:r>
-    </w:p>
-    <w:p>
-      <w:pPr>
-        <w:widowControl w:val="1"/>
-        <w:pBdr/>
-        <w:spacing w:after="120" w:before="0" w:line="240" w:lineRule="auto"/>
-        <w:contextualSpacing w:val="0"/>
-        <w:jc w:val="both"/>
-        <w:rPr/>
-      </w:pPr>
-      <w:r>
-        <w:rPr>
-          <w:rFonts w:ascii="Arial" w:cs="Arial" w:eastAsia="Arial" w:hAnsi="Arial"/>
-          <w:b w:val="0"/>
-          <w:sz w:val="20"/>
-          <w:szCs w:val="20"/>
-          <w:vertAlign w:val="baseline"/>
-          <w:rtl w:val="0"/>
-        </w:rPr>
-        <w:t xml:space="preserve">Tato norma definuje abstraktní sestavu zkoušek (ATS) pro posouzení shody koncového zařízení a centrálního zařízení s požadavky ISO/TS 17575-3. </w:t>
-      </w:r>
-      <w:r>
-        <w:rPr>
-          <w:rtl w:val="0"/>
-        </w:rPr>
-      </w:r>
-    </w:p>
-    <w:p>
-      <w:pPr>
-        <w:widowControl w:val="1"/>
-        <w:pBdr/>
-        <w:spacing w:after="120" w:before="0" w:line="240" w:lineRule="auto"/>
-        <w:contextualSpacing w:val="0"/>
-        <w:jc w:val="both"/>
-        <w:rPr/>
-      </w:pPr>
-      <w:r>
-        <w:rPr>
-          <w:rFonts w:ascii="Arial" w:cs="Arial" w:eastAsia="Arial" w:hAnsi="Arial"/>
-          <w:b w:val="0"/>
-          <w:sz w:val="20"/>
-          <w:szCs w:val="20"/>
-          <w:vertAlign w:val="baseline"/>
-          <w:rtl w:val="0"/>
-        </w:rPr>
-        <w:t xml:space="preserve">Cílem je poskytnout základ pro zkoušení shody koncových a centrálních zařízení v systému elektronického výběru poplatků, který se zakládá na autonomním palubním zařízení (OBE); tento základ umožní interoperabilitu mezi různými zařízeními od různých výrobců.</w:t>
-      </w:r>
-      <w:r>
-        <w:rPr>
-          <w:rtl w:val="0"/>
-        </w:rPr>
+        <w:t xml:space="preserve"/>
+      </w:r>
+      <w:r>
+        <w:rPr>
+          <w:rtl w:val="0"/>
+        </w:rPr>
+      </w:r>
+    </w:p>
+    <w:p>
+      <w:pPr>
+        <w:widowControl w:val="1"/>
+        <w:pBdr/>
+        <w:spacing w:after="120" w:before="0" w:line="240" w:lineRule="auto"/>
+        <w:contextualSpacing w:val="0"/>
+        <w:jc w:val="both"/>
+        <w:rPr/>
+      </w:pPr>
+      <w:r>
+        <w:rPr>
+          <w:rFonts w:ascii="Arial" w:cs="Arial" w:eastAsia="Arial" w:hAnsi="Arial"/>
+          <w:b w:val="0"/>
+          <w:sz w:val="20"/>
+          <w:szCs w:val="20"/>
+          <w:vertAlign w:val="baseline"/>
+          <w:rtl w:val="0"/>
+        </w:rPr>
+        <w:t xml:space="preserve">Tato technická specifikace souvisí s následujícími normativními dokumenty: ISO/TS 17575-3 Definice </w:t>
+      </w:r>
+      <w:r>
+        <w:rPr>
+          <w:rtl w:val="0"/>
+        </w:rPr>
+        <w:t xml:space="preserve">aplikačního rozhraní pro autonomní mýtné systémy,</w:t>
+      </w:r>
+      <w:r>
+        <w:rPr>
+          <w:rFonts w:ascii="Arial" w:cs="Arial" w:eastAsia="Arial" w:hAnsi="Arial"/>
+          <w:b w:val="0"/>
+          <w:sz w:val="20"/>
+          <w:szCs w:val="20"/>
+          <w:vertAlign w:val="baseline"/>
+          <w:rtl w:val="0"/>
+        </w:rPr>
+        <w:t xml:space="preserve"> část 3: Kon</w:t>
+      </w:r>
+      <w:r>
+        <w:rPr>
+          <w:rtl w:val="0"/>
+        </w:rPr>
+        <w:t xml:space="preserve">textová data, </w:t>
+      </w:r>
+      <w:r>
+        <w:rPr>
+          <w:rFonts w:ascii="Arial" w:cs="Arial" w:eastAsia="Arial" w:hAnsi="Arial"/>
+          <w:b w:val="0"/>
+          <w:sz w:val="20"/>
+          <w:szCs w:val="20"/>
+          <w:vertAlign w:val="baseline"/>
+          <w:rtl w:val="0"/>
+        </w:rPr>
+        <w:t xml:space="preserve"> ISO/IEC </w:t>
+      </w:r>
+      <w:r>
+        <w:rPr>
+          <w:rFonts w:ascii="Arial" w:cs="Arial" w:eastAsia="Arial" w:hAnsi="Arial"/>
+          <w:b w:val="0"/>
+          <w:sz w:val="20"/>
+          <w:szCs w:val="20"/>
+          <w:vertAlign w:val="baseline"/>
+          <w:rtl w:val="0"/>
+        </w:rPr>
+        <w:t xml:space="preserve">9646</w:t>
+      </w:r>
+      <w:r>
+        <w:rPr>
+          <w:rFonts w:ascii="Arial" w:cs="Arial" w:eastAsia="Arial" w:hAnsi="Arial"/>
+          <w:b w:val="0"/>
+          <w:sz w:val="20"/>
+          <w:szCs w:val="20"/>
+          <w:vertAlign w:val="baseline"/>
+          <w:rtl w:val="0"/>
+        </w:rPr>
+        <w:t xml:space="preserve"> Propojení otev</w:t>
+      </w:r>
+      <w:r>
+        <w:rPr>
+          <w:rtl w:val="0"/>
+        </w:rPr>
+        <w:t xml:space="preserve">řených systémů (OSI), Metodologie posuzování shody.</w:t>
       </w:r>
     </w:p>
     <w:p>
@@ -650,7 +654,7 @@
           <w:vertAlign w:val="baseline"/>
           <w:rtl w:val="0"/>
         </w:rPr>
-        <w:t xml:space="preserve">3  Termíny a definice</w:t>
+        <w:t xml:space="preserve">3 Termíny a definice</w:t>
       </w:r>
       <w:r>
         <w:rPr>
@@ -696,13 +700,59 @@
       <w:r>
         <w:rPr>
           <w:rFonts w:ascii="Arial" w:cs="Arial" w:eastAsia="Arial" w:hAnsi="Arial"/>
-          <w:b w:val="0"/>
-          <w:sz w:val="20"/>
-          <w:szCs w:val="20"/>
-          <w:vertAlign w:val="baseline"/>
-          <w:rtl w:val="0"/>
-        </w:rPr>
-        <w:t xml:space="preserve">Dále tato kapitola obsahuje 9 zkratek, například:</w:t>
+          <w:sz w:val="20"/>
+          <w:szCs w:val="20"/>
+          <w:vertAlign w:val="baseline"/>
+          <w:rtl w:val="0"/>
+        </w:rPr>
+        <w:t xml:space="preserve">Další termíny a zkratky z oboru ITS jsou obsaženy ve slovníku ITS terminology.</w:t>
+      </w:r>
+    </w:p>
+    <w:p>
+      <w:pPr>
+        <w:widowControl w:val="1"/>
+        <w:pBdr/>
+        <w:spacing w:after="120" w:before="0" w:line="240" w:lineRule="auto"/>
+        <w:contextualSpacing w:val="0"/>
+        <w:jc w:val="both"/>
+        <w:rPr/>
+      </w:pPr>
+      <w:r>
+        <w:rPr>
+          <w:rFonts w:ascii="Arial" w:cs="Arial" w:eastAsia="Arial" w:hAnsi="Arial"/>
+          <w:b w:val="1"/>
+          <w:sz w:val="22"/>
+          <w:szCs w:val="22"/>
+          <w:vertAlign w:val="baseline"/>
+          <w:rtl w:val="0"/>
+        </w:rPr>
+        <w:t xml:space="preserve">4 Symboly a zkratky</w:t>
+      </w:r>
+      <w:r>
+        <w:rPr>
+          <w:rtl w:val="0"/>
+        </w:rPr>
+      </w:r>
+    </w:p>
+    <w:p>
+      <w:pPr>
+        <w:widowControl w:val="1"/>
+        <w:pBdr/>
+        <w:spacing w:after="120" w:before="0" w:line="240" w:lineRule="auto"/>
+        <w:contextualSpacing w:val="0"/>
+        <w:jc w:val="both"/>
+        <w:rPr/>
+      </w:pPr>
+      <w:r>
+        <w:rPr>
+          <w:rFonts w:ascii="Arial" w:cs="Arial" w:eastAsia="Arial" w:hAnsi="Arial"/>
+          <w:b w:val="0"/>
+          <w:sz w:val="20"/>
+          <w:szCs w:val="20"/>
+          <w:vertAlign w:val="baseline"/>
+          <w:rtl w:val="0"/>
+        </w:rPr>
+        <w:t xml:space="preserve">Tato kapitola obsahuje 9 zkratek, například:</w:t>
       </w:r>
       <w:r>
         <w:rPr>
@@ -834,6 +884,26 @@
         <w:rPr>
           <w:rtl w:val="0"/>
         </w:rPr>
+      </w:r>
+    </w:p>
+    <w:p>
+      <w:pPr>
+        <w:widowControl w:val="1"/>
+        <w:pBdr/>
+        <w:spacing w:after="120" w:before="0" w:line="240" w:lineRule="auto"/>
+        <w:contextualSpacing w:val="0"/>
+        <w:jc w:val="both"/>
+        <w:rPr/>
+      </w:pPr>
+      <w:r>
+        <w:rPr>
+          <w:rFonts w:ascii="Arial" w:cs="Arial" w:eastAsia="Arial" w:hAnsi="Arial"/>
+          <w:sz w:val="20"/>
+          <w:szCs w:val="20"/>
+          <w:vertAlign w:val="baseline"/>
+          <w:rtl w:val="0"/>
+        </w:rPr>
+        <w:t xml:space="preserve">Další termíny a zkratky z oboru ITS jsou obsaženy ve slovníku ITS terminology (www.ITSterminology.org).</w:t>
       </w:r>
     </w:p>
     <w:p>

--- a/extrakty/doc/TC278WG5/extract_16410-2_(2014).docx
+++ b/extrakty/doc/TC278WG5/extract_16410-2_(2014).docx
@@ -218,7 +218,7 @@
           <w:vertAlign w:val="baseline"/>
           <w:rtl w:val="0"/>
         </w:rPr>
-        <w:t xml:space="preserve">12 stran</w:t>
+        <w:t xml:space="preserve">Vydána 2012, 12 stran</w:t>
       </w:r>
       <w:r>
         <w:rPr>

--- a/extrakty/doc/TC278WG5/extract_16410-2_(2014).docx
+++ b/extrakty/doc/TC278WG5/extract_16410-2_(2014).docx
@@ -25,7 +25,7 @@
           <w:vertAlign w:val="baseline"/>
           <w:rtl w:val="0"/>
         </w:rPr>
-        <w:t xml:space="preserve">EXTRAKT z technické specifikace ISO</w:t>
+        <w:t xml:space="preserve">EXTRAKT z technické specifikace CEN</w:t>
       </w:r>
       <w:r>
         <w:rPr>
@@ -179,11 +179,11 @@
                 <w:rtl w:val="0"/>
               </w:rPr>
               <w:br w:type="textWrapping"/>
-              <w:t xml:space="preserve">ČSN P</w:t>
+              <w:t xml:space="preserve">CEN ISO/TS 16410-2</w:t>
               <w:br w:type="textWrapping"/>
-              <w:t xml:space="preserve">CEN ISO/TS</w:t>
+              <w:t xml:space="preserve"/>
               <w:br w:type="textWrapping"/>
-              <w:t xml:space="preserve">16410-2</w:t>
+              <w:t xml:space="preserve"/>
               <w:br w:type="textWrapping"/>
             </w:r>
             <w:r>
